--- a/courses/Fall26/hws/hw4.docx
+++ b/courses/Fall26/hws/hw4.docx
@@ -35,10 +35,16 @@
         <w:contextualSpacing/>
       </w:pPr>
       <w:r>
-        <w:t>Due on 10/</w:t>
-      </w:r>
-      <w:r>
-        <w:t>29</w:t>
+        <w:t>Due on 1</w:t>
+      </w:r>
+      <w:r>
+        <w:t>1</w:t>
+      </w:r>
+      <w:r>
+        <w:t>/</w:t>
+      </w:r>
+      <w:r>
+        <w:t>03</w:t>
       </w:r>
       <w:r>
         <w:t>/2026, at 11:59pm</w:t>
@@ -88,7 +94,6 @@
             <w:b/>
             <w:sz w:val="30"/>
             <w:szCs w:val="30"/>
-            <w:lang w:val="en-US" w:eastAsia="zh-CN" w:bidi="hi-IN"/>
           </w:rPr>
           <w:t>http://yeast.utep.edu:2223/</w:t>
         </w:r>
@@ -315,79 +320,7 @@
           <w:sz w:val="22"/>
           <w:szCs w:val="22"/>
         </w:rPr>
-        <w:t>[</w:t>
-      </w:r>
-      <w:r>
-        <w:rPr>
-          <w:rFonts w:ascii="Linux Libertine Display O" w:hAnsi="Linux Libertine Display O"/>
-          <w:color w:val="000000"/>
-          <w:sz w:val="22"/>
-          <w:szCs w:val="22"/>
-        </w:rPr>
-        <w:t xml:space="preserve">Bonus </w:t>
-      </w:r>
-      <w:r>
-        <w:rPr>
-          <w:rFonts w:ascii="Linux Libertine Display O" w:hAnsi="Linux Libertine Display O"/>
-          <w:color w:val="000000"/>
-          <w:sz w:val="22"/>
-          <w:szCs w:val="22"/>
-        </w:rPr>
-        <w:t xml:space="preserve">15 points] Task </w:t>
-      </w:r>
-      <w:r>
-        <w:rPr>
-          <w:rFonts w:ascii="Linux Libertine Display O" w:hAnsi="Linux Libertine Display O"/>
-          <w:color w:val="000000"/>
-          <w:sz w:val="22"/>
-          <w:szCs w:val="22"/>
-        </w:rPr>
-        <w:t>3</w:t>
-      </w:r>
-      <w:r>
-        <w:rPr>
-          <w:rFonts w:ascii="Linux Libertine Display O" w:hAnsi="Linux Libertine Display O"/>
-          <w:color w:val="000000"/>
-          <w:sz w:val="22"/>
-          <w:szCs w:val="22"/>
-        </w:rPr>
-        <w:t>: Finish challenge overflowret</w:t>
-      </w:r>
-      <w:r>
-        <w:rPr>
-          <w:rFonts w:ascii="Linux Libertine Display O" w:hAnsi="Linux Libertine Display O"/>
-          <w:color w:val="000000"/>
-          <w:sz w:val="22"/>
-          <w:szCs w:val="22"/>
-        </w:rPr>
-        <w:t>3</w:t>
-      </w:r>
-      <w:r>
-        <w:rPr>
-          <w:rFonts w:ascii="Linux Libertine Display O" w:hAnsi="Linux Libertine Display O"/>
-          <w:color w:val="000000"/>
-          <w:sz w:val="22"/>
-          <w:szCs w:val="22"/>
-        </w:rPr>
-        <w:t>_</w:t>
-      </w:r>
-      <w:r>
-        <w:rPr>
-          <w:rFonts w:ascii="Linux Libertine Display O" w:hAnsi="Linux Libertine Display O"/>
-          <w:color w:val="000000"/>
-          <w:sz w:val="22"/>
-          <w:szCs w:val="22"/>
-        </w:rPr>
-        <w:t>32</w:t>
-      </w:r>
-      <w:r>
-        <w:rPr>
-          <w:rFonts w:ascii="Linux Libertine Display O" w:hAnsi="Linux Libertine Display O"/>
-          <w:color w:val="000000"/>
-          <w:sz w:val="22"/>
-          <w:szCs w:val="22"/>
-        </w:rPr>
-        <w:t xml:space="preserve">. </w:t>
+        <w:t xml:space="preserve">[Bonus 15 points] Task 3: Finish challenge overflowret3_32. </w:t>
       </w:r>
     </w:p>
     <w:p>
@@ -847,7 +780,6 @@
     <w:rPr>
       <w:color w:val="000080"/>
       <w:u w:val="single"/>
-      <w:lang/>
     </w:rPr>
   </w:style>
   <w:style w:type="character" w:customStyle="1" w:styleId="Bullets">

--- a/courses/Fall26/hws/hw4.docx
+++ b/courses/Fall26/hws/hw4.docx
@@ -321,6 +321,33 @@
           <w:szCs w:val="22"/>
         </w:rPr>
         <w:t xml:space="preserve">[Bonus 15 points] Task 3: Finish challenge overflowret3_32. </w:t>
+      </w:r>
+      <w:r>
+        <w:rPr>
+          <w:rFonts w:ascii="Linux Libertine Display O" w:hAnsi="Linux Libertine Display O"/>
+          <w:color w:val="000000"/>
+          <w:sz w:val="22"/>
+          <w:szCs w:val="22"/>
+        </w:rPr>
+        <w:t xml:space="preserve"> You need to solve this by setting both parameters</w:t>
+      </w:r>
+      <w:r>
+        <w:rPr>
+          <w:rFonts w:ascii="Linux Libertine Display O" w:hAnsi="Linux Libertine Display O"/>
+          <w:color w:val="000000"/>
+          <w:sz w:val="22"/>
+          <w:szCs w:val="22"/>
+        </w:rPr>
+        <w:t>. You are exploit should clearly show your exploit and capturing the flag</w:t>
+      </w:r>
+      <w:r>
+        <w:rPr>
+          <w:rFonts w:ascii="Linux Libertine Display O" w:hAnsi="Linux Libertine Display O"/>
+          <w:color w:val="000000"/>
+          <w:sz w:val="22"/>
+          <w:szCs w:val="22"/>
+        </w:rPr>
+        <w:t>.</w:t>
       </w:r>
     </w:p>
     <w:p>
